--- a/contents/battle-workbook/attack-w13.docx
+++ b/contents/battle-workbook/attack-w13.docx
@@ -143,7 +143,7 @@
           <w:rFonts w:ascii="맑은 고딕" w:hAnsi="맑은 고딕" w:eastAsia="맑은 고딕"/>
           <w:sz w:val="21"/>
         </w:rPr>
-        <w:t xml:space="preserve">▸ 알아둘 점 — 이 6v6엔 Caldera가 </w:t>
+        <w:t xml:space="preserve">▸ 알아둘 점 — 이 el34엔 Caldera가 </w:t>
       </w:r>
       <w:r>
         <w:rPr>
@@ -334,7 +334,7 @@
         </w:rPr>
         <w:t>curl -s -A "sqlmap/1.7" -H "Host: dvwa.6v6.lab" \</w:t>
         <w:br/>
-        <w:t xml:space="preserve">  "http://&lt;대상_공개IP&gt;/?id=ca13r1-kim-1%20UNION%20SELECT%201"</w:t>
+        <w:t xml:space="preserve">  "http://192.168.0.161/?id=ca13r1-kim-1%20UNION%20SELECT%201"</w:t>
       </w:r>
     </w:p>
     <w:p>
@@ -442,7 +442,7 @@
           <w:b/>
           <w:sz w:val="22"/>
         </w:rPr>
-        <w:t>▶ 실행 결과 화면 (스크린샷 붙여넣기)</w:t>
+        <w:t>▶ 실행 결과 (출력/스크린샷)</w:t>
       </w:r>
     </w:p>
     <w:tbl>
@@ -476,7 +476,7 @@
                 <w:color w:val="AAAAAA"/>
                 <w:sz w:val="18"/>
               </w:rPr>
-              <w:t>여기에 결과 스크린샷을 붙여넣으세요 (커서를 두고 Ctrl+V)</w:t>
+              <w:t>여기에 결과 출력을 적거나 스크린샷을 붙여넣으세요 (커서를 두고 Ctrl+V)</w:t>
             </w:r>
           </w:p>
         </w:tc>
@@ -763,7 +763,7 @@
           <w:b/>
           <w:sz w:val="22"/>
         </w:rPr>
-        <w:t>▶ 실행 결과 화면 (스크린샷 붙여넣기)</w:t>
+        <w:t>▶ 실행 결과 (출력/스크린샷)</w:t>
       </w:r>
     </w:p>
     <w:tbl>
@@ -797,7 +797,7 @@
                 <w:color w:val="AAAAAA"/>
                 <w:sz w:val="18"/>
               </w:rPr>
-              <w:t>여기에 결과 스크린샷을 붙여넣으세요 (커서를 두고 Ctrl+V)</w:t>
+              <w:t>여기에 결과 출력을 적거나 스크린샷을 붙여넣으세요 (커서를 두고 Ctrl+V)</w:t>
             </w:r>
           </w:p>
         </w:tc>
@@ -1031,7 +1031,7 @@
           <w:b/>
           <w:sz w:val="22"/>
         </w:rPr>
-        <w:t>▶ 실행 결과 화면 (스크린샷 붙여넣기)</w:t>
+        <w:t>▶ 실행 결과 (출력/스크린샷)</w:t>
       </w:r>
     </w:p>
     <w:tbl>
@@ -1065,7 +1065,7 @@
                 <w:color w:val="AAAAAA"/>
                 <w:sz w:val="18"/>
               </w:rPr>
-              <w:t>여기에 결과 스크린샷을 붙여넣으세요 (커서를 두고 Ctrl+V)</w:t>
+              <w:t>여기에 결과 출력을 적거나 스크린샷을 붙여넣으세요 (커서를 두고 Ctrl+V)</w:t>
             </w:r>
           </w:p>
         </w:tc>
@@ -1354,7 +1354,7 @@
           <w:b/>
           <w:sz w:val="22"/>
         </w:rPr>
-        <w:t>▶ 실행 결과 화면 (스크린샷 붙여넣기)</w:t>
+        <w:t>▶ 실행 결과 (출력/스크린샷)</w:t>
       </w:r>
     </w:p>
     <w:tbl>
@@ -1388,7 +1388,7 @@
                 <w:color w:val="AAAAAA"/>
                 <w:sz w:val="18"/>
               </w:rPr>
-              <w:t>여기에 결과 스크린샷을 붙여넣으세요 (커서를 두고 Ctrl+V)</w:t>
+              <w:t>여기에 결과 출력을 적거나 스크린샷을 붙여넣으세요 (커서를 두고 Ctrl+V)</w:t>
             </w:r>
           </w:p>
         </w:tc>
@@ -1622,7 +1622,7 @@
           <w:b/>
           <w:sz w:val="22"/>
         </w:rPr>
-        <w:t>▶ 실행 결과 화면 (스크린샷 붙여넣기)</w:t>
+        <w:t>▶ 실행 결과 (출력/스크린샷)</w:t>
       </w:r>
     </w:p>
     <w:tbl>
@@ -1656,7 +1656,7 @@
                 <w:color w:val="AAAAAA"/>
                 <w:sz w:val="18"/>
               </w:rPr>
-              <w:t>여기에 결과 스크린샷을 붙여넣으세요 (커서를 두고 Ctrl+V)</w:t>
+              <w:t>여기에 결과 출력을 적거나 스크린샷을 붙여넣으세요 (커서를 두고 Ctrl+V)</w:t>
             </w:r>
           </w:p>
         </w:tc>

--- a/contents/battle-workbook/attack-w13.docx
+++ b/contents/battle-workbook/attack-w13.docx
@@ -332,7 +332,7 @@
           <w:rFonts w:ascii="Consolas" w:hAnsi="Consolas"/>
           <w:sz w:val="19"/>
         </w:rPr>
-        <w:t>curl -s -A "sqlmap/1.7" -H "Host: dvwa.6v6.lab" \</w:t>
+        <w:t>curl -s -A "sqlmap/1.7" -H "Host: dvwa.el34.lab" \</w:t>
         <w:br/>
         <w:t xml:space="preserve">  "http://192.168.0.161/?id=ca13r1-kim-1%20UNION%20SELECT%201"</w:t>
       </w:r>
